--- a/templates/contracts/spec_foundation_install.docx
+++ b/templates/contracts/spec_foundation_install.docx
@@ -1663,7 +1663,7 @@
               <w:jc w:val="both"/>
             </w:pPr>
             <w:r>
-              <w:t>Весы автомобильные ВЕСТА выпускаются ООО «Компания Тензосила» по                               ГОСТ OIML R-76-1-2011. Тип весов утвержден и внесен в Госреестр средств измерений РФ под № 78871-20</w:t>
+              <w:t>Весы автомобильные ВЕСТА выпускаются ООО «ТПК «Тензосила»» по                               ГОСТ OIML R-76-1-2011. Тип весов утвержден и внесен в Госреестр средств измерений РФ под № 78871-20</w:t>
             </w:r>
           </w:p>
         </w:tc>
@@ -3005,7 +3005,7 @@
         <w:sz w:val="20"/>
         <w:szCs w:val="20"/>
       </w:rPr>
-      <w:t xml:space="preserve">Договор № </w:t>
+      <w:t>Договор № {{ДОГОВОР_НОМЕР}} от {{ДОГОВОР_ДАТА_ПОЛНАЯ}}г</w:t>
     </w:r>
     <w:r>
       <w:rPr>
@@ -3013,7 +3013,6 @@
         <w:sz w:val="20"/>
         <w:szCs w:val="20"/>
       </w:rPr>
-      <w:t>110</w:t>
     </w:r>
     <w:r>
       <w:rPr>
@@ -3021,7 +3020,6 @@
         <w:sz w:val="20"/>
         <w:szCs w:val="20"/>
       </w:rPr>
-      <w:t>/</w:t>
     </w:r>
     <w:r>
       <w:rPr>
@@ -3029,7 +3027,6 @@
         <w:sz w:val="20"/>
         <w:szCs w:val="20"/>
       </w:rPr>
-      <w:t>202</w:t>
     </w:r>
     <w:r>
       <w:rPr>
@@ -3037,7 +3034,6 @@
         <w:sz w:val="20"/>
         <w:szCs w:val="20"/>
       </w:rPr>
-      <w:t>6</w:t>
     </w:r>
     <w:r>
       <w:rPr>
@@ -3045,7 +3041,6 @@
         <w:sz w:val="20"/>
         <w:szCs w:val="20"/>
       </w:rPr>
-      <w:t xml:space="preserve"> от </w:t>
     </w:r>
     <w:r>
       <w:rPr>
@@ -3053,7 +3048,6 @@
         <w:sz w:val="20"/>
         <w:szCs w:val="20"/>
       </w:rPr>
-      <w:t>29.05.202</w:t>
     </w:r>
     <w:r>
       <w:rPr>
@@ -3061,7 +3055,6 @@
         <w:sz w:val="20"/>
         <w:szCs w:val="20"/>
       </w:rPr>
-      <w:t>6</w:t>
     </w:r>
     <w:r>
       <w:rPr>
@@ -3069,7 +3062,6 @@
         <w:sz w:val="20"/>
         <w:szCs w:val="20"/>
       </w:rPr>
-      <w:t>г</w:t>
     </w:r>
   </w:p>
   <w:p>

--- a/templates/contracts/spec_foundation_install.docx
+++ b/templates/contracts/spec_foundation_install.docx
@@ -907,6 +907,8 @@
           <w:tab w:val="clear" w:pos="465"/>
           <w:tab w:val="left" w:pos="461"/>
         </w:tabs>
+        <w:pageBreakBefore w:val="1"/>
+        <w:keepWithNext w:val="1"/>
       </w:pPr>
       <w:r>
         <w:rPr>
@@ -923,6 +925,7 @@
         <w:rPr>
           <w:b/>
         </w:rPr>
+        <w:keepWithNext w:val="1"/>
       </w:pPr>
     </w:p>
     <w:tbl>
@@ -964,6 +967,7 @@
               <w:rPr>
                 <w:b/>
               </w:rPr>
+              <w:keepWithNext w:val="1"/>
             </w:pPr>
             <w:r>
               <w:rPr>
@@ -990,6 +994,7 @@
               <w:rPr>
                 <w:b/>
               </w:rPr>
+              <w:keepWithNext w:val="1"/>
             </w:pPr>
             <w:r>
               <w:rPr>
@@ -1024,6 +1029,7 @@
                 <w:sz w:val="24"/>
                 <w:szCs w:val="24"/>
               </w:rPr>
+              <w:keepWithNext w:val="1"/>
             </w:pPr>
             <w:r>
               <w:rPr>
@@ -1706,6 +1712,7 @@
         <w:rPr>
           <w:bCs/>
         </w:rPr>
+        <w:keepWithNext w:val="1"/>
       </w:pPr>
       <w:r>
         <w:rPr>
@@ -2450,6 +2457,7 @@
     <w:p>
       <w:pPr>
         <w:jc w:val="right"/>
+        <w:pageBreakBefore w:val="1"/>
       </w:pPr>
       <w:r>
         <w:br w:type="page"/>

--- a/templates/contracts/spec_foundation_install.docx
+++ b/templates/contracts/spec_foundation_install.docx
@@ -949,6 +949,7 @@
       <w:tr>
         <w:trPr>
           <w:trHeight w:val="591"/>
+          <w:cantSplit w:val="1"/>
         </w:trPr>
         <w:tc>
           <w:tcPr>
@@ -1046,6 +1047,7 @@
       <w:tr>
         <w:trPr>
           <w:trHeight w:val="336"/>
+          <w:cantSplit w:val="1"/>
         </w:trPr>
         <w:tc>
           <w:tcPr>
@@ -1129,6 +1131,9 @@
         </w:tc>
       </w:tr>
       <w:tr>
+        <w:trPr>
+          <w:cantSplit w:val="1"/>
+        </w:trPr>
         <w:tc>
           <w:tcPr>
             <w:tcW w:w="647" w:type="dxa"/>
@@ -1187,6 +1192,9 @@
         </w:tc>
       </w:tr>
       <w:tr>
+        <w:trPr>
+          <w:cantSplit w:val="1"/>
+        </w:trPr>
         <w:tc>
           <w:tcPr>
             <w:tcW w:w="647" w:type="dxa"/>
@@ -1245,6 +1253,9 @@
         </w:tc>
       </w:tr>
       <w:tr>
+        <w:trPr>
+          <w:cantSplit w:val="1"/>
+        </w:trPr>
         <w:tc>
           <w:tcPr>
             <w:tcW w:w="647" w:type="dxa"/>
@@ -1331,6 +1342,9 @@
         </w:tc>
       </w:tr>
       <w:tr>
+        <w:trPr>
+          <w:cantSplit w:val="1"/>
+        </w:trPr>
         <w:tc>
           <w:tcPr>
             <w:tcW w:w="647" w:type="dxa"/>
@@ -1390,6 +1404,9 @@
         </w:tc>
       </w:tr>
       <w:tr>
+        <w:trPr>
+          <w:cantSplit w:val="1"/>
+        </w:trPr>
         <w:tc>
           <w:tcPr>
             <w:tcW w:w="647" w:type="dxa"/>
@@ -1447,6 +1464,9 @@
         </w:tc>
       </w:tr>
       <w:tr>
+        <w:trPr>
+          <w:cantSplit w:val="1"/>
+        </w:trPr>
         <w:tc>
           <w:tcPr>
             <w:tcW w:w="647" w:type="dxa"/>
@@ -1510,6 +1530,9 @@
         </w:tc>
       </w:tr>
       <w:tr>
+        <w:trPr>
+          <w:cantSplit w:val="1"/>
+        </w:trPr>
         <w:tc>
           <w:tcPr>
             <w:tcW w:w="647" w:type="dxa"/>
@@ -1570,6 +1593,9 @@
         </w:tc>
       </w:tr>
       <w:tr>
+        <w:trPr>
+          <w:cantSplit w:val="1"/>
+        </w:trPr>
         <w:tc>
           <w:tcPr>
             <w:tcW w:w="647" w:type="dxa"/>
@@ -1631,6 +1657,7 @@
       <w:tr>
         <w:trPr>
           <w:trHeight w:val="936"/>
+          <w:cantSplit w:val="1"/>
         </w:trPr>
         <w:tc>
           <w:tcPr>
@@ -1727,6 +1754,7 @@
         <w:rPr>
           <w:b/>
         </w:rPr>
+        <w:keepWithNext w:val="1"/>
       </w:pPr>
     </w:p>
     <w:tbl>
@@ -1753,6 +1781,7 @@
       <w:tr>
         <w:trPr>
           <w:tblHeader/>
+          <w:cantSplit w:val="1"/>
         </w:trPr>
         <w:tc>
           <w:tcPr>
@@ -1770,6 +1799,7 @@
           <w:p>
             <w:pPr>
               <w:jc w:val="center"/>
+              <w:keepWithNext w:val="1"/>
             </w:pPr>
             <w:r>
               <w:rPr>
@@ -1796,6 +1826,7 @@
           <w:p>
             <w:pPr>
               <w:jc w:val="center"/>
+              <w:keepWithNext w:val="1"/>
             </w:pPr>
             <w:r>
               <w:rPr>
@@ -1807,6 +1838,9 @@
         </w:tc>
       </w:tr>
       <w:tr>
+        <w:trPr>
+          <w:cantSplit w:val="1"/>
+        </w:trPr>
         <w:tc>
           <w:tcPr>
             <w:tcW w:w="7626" w:type="dxa"/>
@@ -1822,6 +1856,7 @@
           <w:p>
             <w:pPr>
               <w:jc w:val="center"/>
+              <w:keepWithNext w:val="1"/>
             </w:pPr>
             <w:r>
               <w:t>Модульная грузоприемная платформа сплошного типа, шт.</w:t>
@@ -1844,6 +1879,7 @@
           <w:p>
             <w:pPr>
               <w:jc w:val="center"/>
+              <w:keepWithNext w:val="1"/>
             </w:pPr>
             <w:r>
               <w:t>1</w:t>
@@ -1852,6 +1888,9 @@
         </w:tc>
       </w:tr>
       <w:tr>
+        <w:trPr>
+          <w:cantSplit w:val="1"/>
+        </w:trPr>
         <w:tc>
           <w:tcPr>
             <w:tcW w:w="7626" w:type="dxa"/>
@@ -1867,6 +1906,7 @@
           <w:p>
             <w:pPr>
               <w:jc w:val="center"/>
+              <w:keepWithNext w:val="1"/>
             </w:pPr>
             <w:r>
               <w:t xml:space="preserve">Датчик весоизмерительный цифровой </w:t>
@@ -1898,6 +1938,7 @@
           <w:p>
             <w:pPr>
               <w:jc w:val="center"/>
+              <w:keepWithNext w:val="1"/>
             </w:pPr>
             <w:r>
               <w:t>8</w:t>
@@ -1906,6 +1947,9 @@
         </w:tc>
       </w:tr>
       <w:tr>
+        <w:trPr>
+          <w:cantSplit w:val="1"/>
+        </w:trPr>
         <w:tc>
           <w:tcPr>
             <w:tcW w:w="7626" w:type="dxa"/>
@@ -1921,6 +1965,7 @@
           <w:p>
             <w:pPr>
               <w:jc w:val="center"/>
+              <w:keepWithNext w:val="1"/>
             </w:pPr>
             <w:r>
               <w:t>Терминал весовой цифровой ТИТАН 3ЦС, шт.</w:t>
@@ -1943,6 +1988,7 @@
           <w:p>
             <w:pPr>
               <w:jc w:val="center"/>
+              <w:keepWithNext w:val="1"/>
             </w:pPr>
             <w:r>
               <w:t>1</w:t>
@@ -1951,6 +1997,9 @@
         </w:tc>
       </w:tr>
       <w:tr>
+        <w:trPr>
+          <w:cantSplit w:val="1"/>
+        </w:trPr>
         <w:tc>
           <w:tcPr>
             <w:tcW w:w="7626" w:type="dxa"/>
@@ -1966,6 +2015,7 @@
           <w:p>
             <w:pPr>
               <w:jc w:val="center"/>
+              <w:keepWithNext w:val="1"/>
             </w:pPr>
             <w:r>
               <w:t>Коробка соединительная КБТ-8-Ц, шт.</w:t>
@@ -1988,6 +2038,7 @@
           <w:p>
             <w:pPr>
               <w:jc w:val="center"/>
+              <w:keepWithNext w:val="1"/>
             </w:pPr>
             <w:r>
               <w:t>1</w:t>
@@ -1996,6 +2047,9 @@
         </w:tc>
       </w:tr>
       <w:tr>
+        <w:trPr>
+          <w:cantSplit w:val="1"/>
+        </w:trPr>
         <w:tc>
           <w:tcPr>
             <w:tcW w:w="7626" w:type="dxa"/>
@@ -2011,6 +2065,7 @@
           <w:p>
             <w:pPr>
               <w:jc w:val="center"/>
+              <w:keepWithNext w:val="1"/>
             </w:pPr>
             <w:r>
               <w:t xml:space="preserve">Металлорукав в ПВХ-изоляции, компл.  </w:t>
@@ -2033,6 +2088,7 @@
           <w:p>
             <w:pPr>
               <w:jc w:val="center"/>
+              <w:keepWithNext w:val="1"/>
             </w:pPr>
             <w:r>
               <w:t>1</w:t>
@@ -2041,6 +2097,9 @@
         </w:tc>
       </w:tr>
       <w:tr>
+        <w:trPr>
+          <w:cantSplit w:val="1"/>
+        </w:trPr>
         <w:tc>
           <w:tcPr>
             <w:tcW w:w="7626" w:type="dxa"/>
@@ -2056,6 +2115,7 @@
           <w:p>
             <w:pPr>
               <w:jc w:val="center"/>
+              <w:keepWithNext w:val="1"/>
             </w:pPr>
             <w:r>
               <w:t>Кабель сигнальный, м</w:t>
@@ -2078,6 +2138,7 @@
           <w:p>
             <w:pPr>
               <w:jc w:val="center"/>
+              <w:keepWithNext w:val="1"/>
             </w:pPr>
             <w:r>
               <w:t>20</w:t>
@@ -2088,6 +2149,7 @@
       <w:tr>
         <w:trPr>
           <w:trHeight w:val="432"/>
+          <w:cantSplit w:val="1"/>
         </w:trPr>
         <w:tc>
           <w:tcPr>

--- a/templates/contracts/spec_foundation_install.docx
+++ b/templates/contracts/spec_foundation_install.docx
@@ -909,6 +909,7 @@
         </w:tabs>
         <w:pageBreakBefore w:val="1"/>
         <w:keepWithNext w:val="1"/>
+        <w:keepNext w:val="1"/>
       </w:pPr>
       <w:r>
         <w:rPr>
@@ -926,6 +927,7 @@
           <w:b/>
         </w:rPr>
         <w:keepWithNext w:val="1"/>
+        <w:keepNext w:val="1"/>
       </w:pPr>
     </w:p>
     <w:tbl>
@@ -969,6 +971,7 @@
                 <w:b/>
               </w:rPr>
               <w:keepWithNext w:val="1"/>
+              <w:keepNext w:val="1"/>
             </w:pPr>
             <w:r>
               <w:rPr>
@@ -996,6 +999,7 @@
                 <w:b/>
               </w:rPr>
               <w:keepWithNext w:val="1"/>
+              <w:keepNext w:val="1"/>
             </w:pPr>
             <w:r>
               <w:rPr>
@@ -1031,6 +1035,7 @@
                 <w:szCs w:val="24"/>
               </w:rPr>
               <w:keepWithNext w:val="1"/>
+              <w:keepNext w:val="1"/>
             </w:pPr>
             <w:r>
               <w:rPr>
@@ -1063,6 +1068,7 @@
           <w:p>
             <w:pPr>
               <w:jc w:val="center"/>
+              <w:keepNext w:val="1"/>
             </w:pPr>
             <w:r>
               <w:t>1.</w:t>
@@ -1093,6 +1099,7 @@
                 <w:sz w:val="24"/>
                 <w:szCs w:val="24"/>
               </w:rPr>
+              <w:keepNext w:val="1"/>
             </w:pPr>
             <w:r>
               <w:rPr>
@@ -1123,6 +1130,7 @@
               <w:rPr>
                 <w:lang w:val="en-US"/>
               </w:rPr>
+              <w:keepNext w:val="1"/>
             </w:pPr>
             <w:r>
               <w:t>{{СПЕЦ_МАКС_НАГРУЗКА}}</w:t>
@@ -1148,6 +1156,7 @@
           <w:p>
             <w:pPr>
               <w:jc w:val="center"/>
+              <w:keepNext w:val="1"/>
             </w:pPr>
             <w:r>
               <w:t>2.</w:t>
@@ -1165,6 +1174,9 @@
             </w:tcBorders>
           </w:tcPr>
           <w:p>
+            <w:pPr>
+              <w:keepNext w:val="1"/>
+            </w:pPr>
             <w:r>
               <w:t>Наибольшая нагрузка на ось, т</w:t>
             </w:r>
@@ -1184,6 +1196,7 @@
           <w:p>
             <w:pPr>
               <w:jc w:val="center"/>
+              <w:keepNext w:val="1"/>
             </w:pPr>
             <w:r>
               <w:t>11</w:t>
@@ -1209,6 +1222,7 @@
           <w:p>
             <w:pPr>
               <w:jc w:val="center"/>
+              <w:keepNext w:val="1"/>
             </w:pPr>
             <w:r>
               <w:t>3.</w:t>
@@ -1226,6 +1240,9 @@
             </w:tcBorders>
           </w:tcPr>
           <w:p>
+            <w:pPr>
+              <w:keepNext w:val="1"/>
+            </w:pPr>
             <w:r>
               <w:t>Расстояние от платформы весов до весового терминала, м</w:t>
             </w:r>
@@ -1245,6 +1262,7 @@
           <w:p>
             <w:pPr>
               <w:jc w:val="center"/>
+              <w:keepNext w:val="1"/>
             </w:pPr>
             <w:r>
               <w:t>не более 50 м</w:t>
@@ -1270,6 +1288,7 @@
           <w:p>
             <w:pPr>
               <w:jc w:val="center"/>
+              <w:keepNext w:val="1"/>
             </w:pPr>
             <w:r>
               <w:t>4.</w:t>
@@ -1287,16 +1306,25 @@
             </w:tcBorders>
           </w:tcPr>
           <w:p>
+            <w:pPr>
+              <w:keepNext w:val="1"/>
+            </w:pPr>
             <w:r>
               <w:t>Требуемая дискретность отсчета или цена поверочного деления при эксплуатации, кг:</w:t>
             </w:r>
           </w:p>
           <w:p>
+            <w:pPr>
+              <w:keepNext w:val="1"/>
+            </w:pPr>
             <w:r>
               <w:t>- от 0 до 30т</w:t>
             </w:r>
           </w:p>
           <w:p>
+            <w:pPr>
+              <w:keepNext w:val="1"/>
+            </w:pPr>
             <w:r>
               <w:t>- от 30 до 60 т</w:t>
             </w:r>
@@ -1316,16 +1344,19 @@
           <w:p>
             <w:pPr>
               <w:jc w:val="center"/>
+              <w:keepNext w:val="1"/>
             </w:pPr>
           </w:p>
           <w:p>
             <w:pPr>
               <w:jc w:val="center"/>
+              <w:keepNext w:val="1"/>
             </w:pPr>
           </w:p>
           <w:p>
             <w:pPr>
               <w:jc w:val="center"/>
+              <w:keepNext w:val="1"/>
             </w:pPr>
             <w:r>
               <w:t>20</w:t>
@@ -1334,6 +1365,7 @@
           <w:p>
             <w:pPr>
               <w:jc w:val="center"/>
+              <w:keepNext w:val="1"/>
             </w:pPr>
             <w:r>
               <w:t>50</w:t>
@@ -1359,6 +1391,7 @@
           <w:p>
             <w:pPr>
               <w:jc w:val="center"/>
+              <w:keepNext w:val="1"/>
             </w:pPr>
             <w:r>
               <w:t>5.</w:t>
@@ -1377,6 +1410,9 @@
             <w:vAlign w:val="center"/>
           </w:tcPr>
           <w:p>
+            <w:pPr>
+              <w:keepNext w:val="1"/>
+            </w:pPr>
             <w:r>
               <w:t xml:space="preserve">Габаритные размеры грузоприемной платформы, м </w:t>
             </w:r>
@@ -1396,6 +1432,7 @@
           <w:p>
             <w:pPr>
               <w:jc w:val="center"/>
+              <w:keepNext w:val="1"/>
             </w:pPr>
             <w:r>
               <w:t>18×3</w:t>
@@ -1421,6 +1458,7 @@
           <w:p>
             <w:pPr>
               <w:jc w:val="center"/>
+              <w:keepNext w:val="1"/>
             </w:pPr>
             <w:r>
               <w:t>6.</w:t>
@@ -1438,6 +1476,9 @@
             </w:tcBorders>
           </w:tcPr>
           <w:p>
+            <w:pPr>
+              <w:keepNext w:val="1"/>
+            </w:pPr>
             <w:r>
               <w:t>Температурный диапазон условий эксплуатации весов, °С</w:t>
             </w:r>
@@ -1456,6 +1497,7 @@
           <w:p>
             <w:pPr>
               <w:jc w:val="center"/>
+              <w:keepNext w:val="1"/>
             </w:pPr>
             <w:r>
               <w:t>От -30 до +40</w:t>
@@ -1481,6 +1523,7 @@
           <w:p>
             <w:pPr>
               <w:jc w:val="center"/>
+              <w:keepNext w:val="1"/>
             </w:pPr>
             <w:r>
               <w:t>7.</w:t>
@@ -1498,6 +1541,9 @@
             </w:tcBorders>
           </w:tcPr>
           <w:p>
+            <w:pPr>
+              <w:keepNext w:val="1"/>
+            </w:pPr>
             <w:r>
               <w:t>Канал внешней связи</w:t>
             </w:r>
@@ -1516,6 +1562,7 @@
           <w:p>
             <w:pPr>
               <w:jc w:val="center"/>
+              <w:keepNext w:val="1"/>
             </w:pPr>
             <w:r>
               <w:rPr>
@@ -1547,6 +1594,7 @@
           <w:p>
             <w:pPr>
               <w:jc w:val="center"/>
+              <w:keepNext w:val="1"/>
             </w:pPr>
             <w:r>
               <w:t>8.</w:t>
@@ -1564,6 +1612,9 @@
             </w:tcBorders>
           </w:tcPr>
           <w:p>
+            <w:pPr>
+              <w:keepNext w:val="1"/>
+            </w:pPr>
             <w:r>
               <w:t>Электропитание, В</w:t>
             </w:r>
@@ -1582,6 +1633,7 @@
           <w:p>
             <w:pPr>
               <w:jc w:val="center"/>
+              <w:keepNext w:val="1"/>
             </w:pPr>
             <w:r>
               <w:sym w:font="Symbol" w:char="F0BB"/>
@@ -1610,6 +1662,7 @@
           <w:p>
             <w:pPr>
               <w:jc w:val="center"/>
+              <w:keepNext w:val="1"/>
             </w:pPr>
             <w:r>
               <w:t>9.</w:t>
@@ -1628,6 +1681,9 @@
             <w:vAlign w:val="center"/>
           </w:tcPr>
           <w:p>
+            <w:pPr>
+              <w:keepNext w:val="1"/>
+            </w:pPr>
             <w:r>
               <w:t>Потребляемая мощность, не более, Вт</w:t>
             </w:r>
@@ -1647,6 +1703,7 @@
           <w:p>
             <w:pPr>
               <w:jc w:val="center"/>
+              <w:keepNext w:val="1"/>
             </w:pPr>
             <w:r>
               <w:t>15</w:t>
@@ -1673,6 +1730,7 @@
           <w:p>
             <w:pPr>
               <w:jc w:val="center"/>
+              <w:keepNext w:val="1"/>
             </w:pPr>
             <w:r>
               <w:t>10.</w:t>
@@ -1694,6 +1752,7 @@
           <w:p>
             <w:pPr>
               <w:jc w:val="both"/>
+              <w:keepNext w:val="1"/>
             </w:pPr>
             <w:r>
               <w:t>Весы автомобильные ВЕСТА выпускаются ООО «ТПК «Тензосила»» по                               ГОСТ OIML R-76-1-2011. Тип весов утвержден и внесен в Госреестр средств измерений РФ под № 78871-20</w:t>
@@ -1707,6 +1766,7 @@
         <w:rPr>
           <w:b/>
         </w:rPr>
+        <w:keepNext w:val="1"/>
       </w:pPr>
     </w:p>
     <w:p>
@@ -1714,6 +1774,7 @@
         <w:rPr>
           <w:b/>
         </w:rPr>
+        <w:keepNext w:val="1"/>
       </w:pPr>
       <w:r>
         <w:rPr>
@@ -1727,6 +1788,7 @@
         <w:rPr>
           <w:b/>
         </w:rPr>
+        <w:keepNext w:val="1"/>
       </w:pPr>
     </w:p>
     <w:p>
@@ -1740,6 +1802,7 @@
           <w:bCs/>
         </w:rPr>
         <w:keepWithNext w:val="1"/>
+        <w:keepNext w:val="1"/>
       </w:pPr>
       <w:r>
         <w:rPr>
@@ -1755,6 +1818,7 @@
           <w:b/>
         </w:rPr>
         <w:keepWithNext w:val="1"/>
+        <w:keepNext w:val="1"/>
       </w:pPr>
     </w:p>
     <w:tbl>
@@ -1800,6 +1864,7 @@
             <w:pPr>
               <w:jc w:val="center"/>
               <w:keepWithNext w:val="1"/>
+              <w:keepNext w:val="1"/>
             </w:pPr>
             <w:r>
               <w:rPr>
@@ -1827,6 +1892,7 @@
             <w:pPr>
               <w:jc w:val="center"/>
               <w:keepWithNext w:val="1"/>
+              <w:keepNext w:val="1"/>
             </w:pPr>
             <w:r>
               <w:rPr>
@@ -1857,6 +1923,7 @@
             <w:pPr>
               <w:jc w:val="center"/>
               <w:keepWithNext w:val="1"/>
+              <w:keepNext w:val="1"/>
             </w:pPr>
             <w:r>
               <w:t>Модульная грузоприемная платформа сплошного типа, шт.</w:t>
@@ -1880,6 +1947,7 @@
             <w:pPr>
               <w:jc w:val="center"/>
               <w:keepWithNext w:val="1"/>
+              <w:keepNext w:val="1"/>
             </w:pPr>
             <w:r>
               <w:t>1</w:t>
@@ -1907,6 +1975,7 @@
             <w:pPr>
               <w:jc w:val="center"/>
               <w:keepWithNext w:val="1"/>
+              <w:keepNext w:val="1"/>
             </w:pPr>
             <w:r>
               <w:t xml:space="preserve">Датчик весоизмерительный цифровой </w:t>
@@ -1939,6 +2008,7 @@
             <w:pPr>
               <w:jc w:val="center"/>
               <w:keepWithNext w:val="1"/>
+              <w:keepNext w:val="1"/>
             </w:pPr>
             <w:r>
               <w:t>8</w:t>
@@ -1966,6 +2036,7 @@
             <w:pPr>
               <w:jc w:val="center"/>
               <w:keepWithNext w:val="1"/>
+              <w:keepNext w:val="1"/>
             </w:pPr>
             <w:r>
               <w:t>Терминал весовой цифровой ТИТАН 3ЦС, шт.</w:t>
@@ -1989,6 +2060,7 @@
             <w:pPr>
               <w:jc w:val="center"/>
               <w:keepWithNext w:val="1"/>
+              <w:keepNext w:val="1"/>
             </w:pPr>
             <w:r>
               <w:t>1</w:t>
@@ -2016,6 +2088,7 @@
             <w:pPr>
               <w:jc w:val="center"/>
               <w:keepWithNext w:val="1"/>
+              <w:keepNext w:val="1"/>
             </w:pPr>
             <w:r>
               <w:t>Коробка соединительная КБТ-8-Ц, шт.</w:t>
@@ -2039,6 +2112,7 @@
             <w:pPr>
               <w:jc w:val="center"/>
               <w:keepWithNext w:val="1"/>
+              <w:keepNext w:val="1"/>
             </w:pPr>
             <w:r>
               <w:t>1</w:t>
@@ -2066,6 +2140,7 @@
             <w:pPr>
               <w:jc w:val="center"/>
               <w:keepWithNext w:val="1"/>
+              <w:keepNext w:val="1"/>
             </w:pPr>
             <w:r>
               <w:t xml:space="preserve">Металлорукав в ПВХ-изоляции, компл.  </w:t>
@@ -2089,6 +2164,7 @@
             <w:pPr>
               <w:jc w:val="center"/>
               <w:keepWithNext w:val="1"/>
+              <w:keepNext w:val="1"/>
             </w:pPr>
             <w:r>
               <w:t>1</w:t>
@@ -2116,6 +2192,7 @@
             <w:pPr>
               <w:jc w:val="center"/>
               <w:keepWithNext w:val="1"/>
+              <w:keepNext w:val="1"/>
             </w:pPr>
             <w:r>
               <w:t>Кабель сигнальный, м</w:t>
@@ -2139,6 +2216,7 @@
             <w:pPr>
               <w:jc w:val="center"/>
               <w:keepWithNext w:val="1"/>
+              <w:keepNext w:val="1"/>
             </w:pPr>
             <w:r>
               <w:t>20</w:t>
@@ -2164,6 +2242,9 @@
             <w:vAlign w:val="center"/>
           </w:tcPr>
           <w:p>
+            <w:pPr>
+              <w:keepNext w:val="1"/>
+            </w:pPr>
             <w:r>
               <w:t>Комплект документации: паспорт/РЭ на весы, паспорт/РЭ на терминал</w:t>
             </w:r>
@@ -2185,6 +2266,7 @@
           <w:p>
             <w:pPr>
               <w:jc w:val="center"/>
+              <w:keepNext w:val="1"/>
             </w:pPr>
             <w:r>
               <w:t>1</w:t>
@@ -2193,7 +2275,11 @@
         </w:tc>
       </w:tr>
     </w:tbl>
-    <w:p/>
+    <w:p>
+      <w:pPr>
+        <w:keepNext w:val="1"/>
+      </w:pPr>
+    </w:p>
     <w:tbl>
       <w:tblPr>
         <w:tblpPr w:leftFromText="180" w:rightFromText="180" w:vertAnchor="text" w:horzAnchor="margin" w:tblpXSpec="center" w:tblpY="706"/>
@@ -2208,6 +2294,7 @@
       <w:tr>
         <w:trPr>
           <w:trHeight w:val="2025"/>
+          <w:cantSplit w:val="1"/>
         </w:trPr>
         <w:tc>
           <w:tcPr>
@@ -2616,7 +2703,7 @@
                           </w:p>
                           <w:p>
                             <w:r>
-                              <w:t>____________ {{ЗАКАЗЧИК_ДИРЕКТОР_ФИО_КРАТКОЕ}}</w:t>
+                              <w:t>____________ {{ЗАКАЗЧИК_ДИРЕКТОР_ИНИЦИАЛЫ}}</w:t>
                             </w:r>
                           </w:p>
                         </w:txbxContent>
@@ -2652,7 +2739,7 @@
                     </w:p>
                     <w:p>
                       <w:r>
-                        <w:t>____________ {{ЗАКАЗЧИК_ДИРЕКТОР_ФИО_КРАТКОЕ}}</w:t>
+                        <w:t>____________ {{ЗАКАЗЧИК_ДИРЕКТОР_ИНИЦИАЛЫ}}</w:t>
                       </w:r>
                     </w:p>
                   </w:txbxContent>

--- a/templates/contracts/spec_foundation_install.docx
+++ b/templates/contracts/spec_foundation_install.docx
@@ -1761,28 +1761,6 @@
         </w:tc>
       </w:tr>
     </w:tbl>
-    <w:p>
-      <w:pPr>
-        <w:rPr>
-          <w:b/>
-        </w:rPr>
-        <w:keepNext w:val="1"/>
-      </w:pPr>
-    </w:p>
-    <w:p>
-      <w:pPr>
-        <w:rPr>
-          <w:b/>
-        </w:rPr>
-        <w:keepNext w:val="1"/>
-      </w:pPr>
-      <w:r>
-        <w:rPr>
-          <w:b/>
-        </w:rPr>
-        <w:br w:type="page"/>
-      </w:r>
-    </w:p>
     <w:p>
       <w:pPr>
         <w:rPr>

--- a/templates/contracts/spec_foundation_install.docx
+++ b/templates/contracts/spec_foundation_install.docx
@@ -95,7 +95,7 @@
         <w:t>,</w:t>
       </w:r>
       <w:r>
-        <w:t xml:space="preserve"> именуемое в дальнейшем «Заказчик», в лице {{ЗАКАЗЧИК_ДИРЕКТОР_ДОЛЖНОСТЬ_РП}} {{ЗАКАЗЧИК_ДИРЕКТОР_ФИО_РП}}, действующего на основании {{ЗАКАЗЧИК_ОСНОВАНИЕ}}, с другой стороны, именуемые совместно «Стороны», подписали настоящую Спецификацию:</w:t>
+        <w:t xml:space="preserve"> именуемое в дальнейшем «Заказчик», в лице {{ЗАКАЗЧИК_ДИРЕКТОР_ДОЛЖНОСТЬ_РП}} {{ЗАКАЗЧИК_ДИРЕКТОР_ФИО_РП}}, {{ДИРЕКТОР_ПРИЧАСТИЕ}} на основании {{ЗАКАЗЧИК_ОСНОВАНИЕ}}, с другой стороны, именуемые совместно «Стороны», подписали настоящую Спецификацию:</w:t>
       </w:r>
     </w:p>
     <w:p>

--- a/templates/contracts/spec_foundation_install.docx
+++ b/templates/contracts/spec_foundation_install.docx
@@ -86,7 +86,7 @@
           <w:b/>
           <w:bCs/>
         </w:rPr>
-        <w:t>{{ЗАКАЗЧИК_КРАТКОЕ_НАИМЕНОВАНИЕ}}</w:t>
+        <w:t>{{ЗАКАЗЧИК_ПОЛНОЕ_НАИМЕНОВАНИЕ}}</w:t>
       </w:r>
       <w:r>
         <w:rPr>
@@ -2436,7 +2436,7 @@
               <w:rPr>
                 <w:bCs/>
               </w:rPr>
-              <w:t>{{ЗАКАЗЧИК_КРАТКОЕ_НАИМЕНОВАНИЕ}}</w:t>
+              <w:t>{{ЗАКАЗЧИК_ПОЛНОЕ_НАИМЕНОВАНИЕ}}</w:t>
             </w:r>
           </w:p>
           <w:p>

--- a/templates/contracts/spec_foundation_install.docx
+++ b/templates/contracts/spec_foundation_install.docx
@@ -76,7 +76,21 @@
         <w:rPr>
           <w:b/>
         </w:rPr>
-        <w:t>ООО «ТПК «Тензосила»</w:t>
+        <w:t>ООО «ТПК «</w:t>
+      </w:r>
+      <w:proofErr w:type="spellStart"/>
+      <w:r>
+        <w:rPr>
+          <w:b/>
+        </w:rPr>
+        <w:t>Тензосила</w:t>
+      </w:r>
+      <w:proofErr w:type="spellEnd"/>
+      <w:r>
+        <w:rPr>
+          <w:b/>
+        </w:rPr>
+        <w:t>»</w:t>
       </w:r>
       <w:r>
         <w:t xml:space="preserve">, именуемое в дальнейшем «Подрядчик», в лице директора Сенаторова Олега Александровича, действующего на основании Устава, с одной стороны и </w:t>
@@ -132,8 +146,8 @@
         <w:tblLook w:val="01E0" w:firstRow="1" w:lastRow="1" w:firstColumn="1" w:lastColumn="1" w:noHBand="0" w:noVBand="0"/>
       </w:tblPr>
       <w:tblGrid>
-        <w:gridCol w:w="7366"/>
-        <w:gridCol w:w="2474"/>
+        <w:gridCol w:w="7046"/>
+        <w:gridCol w:w="2794"/>
       </w:tblGrid>
       <w:tr>
         <w:trPr>
@@ -233,16 +247,13 @@
             <w:pPr>
               <w:ind w:left="357"/>
             </w:pPr>
-            <w:r>
-              <w:t/>
-            </w:r>
           </w:p>
           <w:p>
             <w:pPr>
               <w:ind w:left="357"/>
             </w:pPr>
             <w:r>
-              <w:t>Фундамент железобетонный под весы автомобильные {{СПЕЦ_П2_ПАРАМЕТРЫ}}</w:t>
+              <w:t>{{СПЕЦ_П2_НАИМЕНОВАНИЕ}}</w:t>
             </w:r>
           </w:p>
         </w:tc>
@@ -271,6 +282,9 @@
             <w:vAlign w:val="center"/>
           </w:tcPr>
           <w:p>
+            <w:pPr>
+              <w:ind w:left="330"/>
+            </w:pPr>
             <w:r>
               <w:t>{{СПЕЦ_П3_НАИМЕНОВАНИЕ}}</w:t>
             </w:r>
@@ -575,7 +589,6 @@
         <w:jc w:val="both"/>
       </w:pPr>
       <w:r>
-        <w:lastRenderedPageBreak/>
         <w:t>Срок поставки Весов и выполнения Работ:</w:t>
       </w:r>
     </w:p>
@@ -607,6 +620,7 @@
         </w:tabs>
       </w:pPr>
       <w:r>
+        <w:lastRenderedPageBreak/>
         <w:t>- строительство фундамента Весов: в течение {{СПЕЦ_СРОК_ФУНДАМЕНТ}} рабочих дней с момента поступления предоплаты в соответствии с п.2.1 настоящей Спецификации. Работы по строительству фундамента Весов проводятся при условии среднесуточной температуры выше + 5 °С.</w:t>
       </w:r>
     </w:p>
@@ -741,7 +755,15 @@
         <w:jc w:val="both"/>
       </w:pPr>
       <w:r>
-        <w:t xml:space="preserve">При строительстве фундамента Весов в случае возникновения необходимых дополнительных работ (демонтаж скрытых в земле конструкций/сетей, откачка грунтовых вод из приямка и тд.), которые изначально было невозможно оценить, выполняются Заказчиком, или Подрядчиком за дополнительную плату, которая согласовывается и оплачивается отдельно. Сроки проведения работ при согласовании и проведении дополнительных работ также сдвигаются на время их согласования и выполнения. </w:t>
+        <w:t xml:space="preserve">При строительстве фундамента Весов в случае возникновения необходимых дополнительных работ (демонтаж скрытых в земле конструкций/сетей, откачка грунтовых вод из приямка и </w:t>
+      </w:r>
+      <w:proofErr w:type="spellStart"/>
+      <w:r>
+        <w:t>тд</w:t>
+      </w:r>
+      <w:proofErr w:type="spellEnd"/>
+      <w:r>
+        <w:t xml:space="preserve">.), которые изначально было невозможно оценить, выполняются Заказчиком, или Подрядчиком за дополнительную плату, которая согласовывается и оплачивается отдельно. Сроки проведения работ при согласовании и проведении дополнительных работ также сдвигаются на время их согласования и выполнения. </w:t>
       </w:r>
     </w:p>
     <w:p>
@@ -802,7 +824,6 @@
         <w:jc w:val="both"/>
       </w:pPr>
       <w:r>
-        <w:lastRenderedPageBreak/>
         <w:t>Заказчик предоставляет для настройки Весов короткобазный автомобиль или погрузчик массой не менее 8т перед калибровкой и поверкой Весов. Заказчик предоставляет</w:t>
       </w:r>
       <w:r>
@@ -856,7 +877,26 @@
           <w:sz w:val="24"/>
           <w:szCs w:val="24"/>
         </w:rPr>
-        <w:t>В случае, если в ходе выполнения Работ возникнут обстоятельства, нарушающие условия п.п.7–11 настоящей Спецификации, по ним применяются п.п. 3.2-3.4 Договора.</w:t>
+        <w:lastRenderedPageBreak/>
+        <w:t xml:space="preserve">В случае, если в ходе выполнения Работ возникнут обстоятельства, нарушающие условия п.п.7–11 настоящей Спецификации, по ним применяются </w:t>
+      </w:r>
+      <w:proofErr w:type="spellStart"/>
+      <w:r>
+        <w:rPr>
+          <w:rFonts w:ascii="Times New Roman" w:hAnsi="Times New Roman" w:cs="Times New Roman"/>
+          <w:sz w:val="24"/>
+          <w:szCs w:val="24"/>
+        </w:rPr>
+        <w:t>п.п</w:t>
+      </w:r>
+      <w:proofErr w:type="spellEnd"/>
+      <w:r>
+        <w:rPr>
+          <w:rFonts w:ascii="Times New Roman" w:hAnsi="Times New Roman" w:cs="Times New Roman"/>
+          <w:sz w:val="24"/>
+          <w:szCs w:val="24"/>
+        </w:rPr>
+        <w:t>. 3.2-3.4 Договора.</w:t>
       </w:r>
     </w:p>
     <w:p>
@@ -899,6 +939,8 @@
     <w:p>
       <w:pPr>
         <w:pStyle w:val="af3"/>
+        <w:keepNext/>
+        <w:pageBreakBefore/>
         <w:numPr>
           <w:ilvl w:val="0"/>
           <w:numId w:val="1"/>
@@ -907,27 +949,24 @@
           <w:tab w:val="clear" w:pos="465"/>
           <w:tab w:val="left" w:pos="461"/>
         </w:tabs>
-        <w:pageBreakBefore w:val="1"/>
-        <w:keepWithNext w:val="1"/>
-        <w:keepNext w:val="1"/>
       </w:pPr>
       <w:r>
         <w:rPr>
           <w:bCs/>
         </w:rPr>
+        <w:lastRenderedPageBreak/>
         <w:t>Технические характеристики весов {{СПЕЦ_МОДЕЛЬ_КРАТКОЕ}}</w:t>
       </w:r>
     </w:p>
     <w:p>
       <w:pPr>
         <w:pStyle w:val="ab"/>
+        <w:keepNext/>
         <w:spacing w:after="0"/>
         <w:jc w:val="center"/>
         <w:rPr>
           <w:b/>
         </w:rPr>
-        <w:keepWithNext w:val="1"/>
-        <w:keepNext w:val="1"/>
       </w:pPr>
     </w:p>
     <w:tbl>
@@ -944,14 +983,14 @@
         <w:tblLook w:val="0000" w:firstRow="0" w:lastRow="0" w:firstColumn="0" w:lastColumn="0" w:noHBand="0" w:noVBand="0"/>
       </w:tblPr>
       <w:tblGrid>
-        <w:gridCol w:w="647"/>
-        <w:gridCol w:w="7021"/>
-        <w:gridCol w:w="2403"/>
+        <w:gridCol w:w="639"/>
+        <w:gridCol w:w="5912"/>
+        <w:gridCol w:w="3520"/>
       </w:tblGrid>
       <w:tr>
         <w:trPr>
+          <w:cantSplit/>
           <w:trHeight w:val="591"/>
-          <w:cantSplit w:val="1"/>
         </w:trPr>
         <w:tc>
           <w:tcPr>
@@ -966,18 +1005,31 @@
           </w:tcPr>
           <w:p>
             <w:pPr>
+              <w:keepNext/>
               <w:jc w:val="center"/>
               <w:rPr>
                 <w:b/>
               </w:rPr>
-              <w:keepWithNext w:val="1"/>
-              <w:keepNext w:val="1"/>
             </w:pPr>
             <w:r>
               <w:rPr>
                 <w:b/>
               </w:rPr>
-              <w:t>№ п.п.</w:t>
+              <w:t xml:space="preserve">№ </w:t>
+            </w:r>
+            <w:proofErr w:type="spellStart"/>
+            <w:r>
+              <w:rPr>
+                <w:b/>
+              </w:rPr>
+              <w:t>п.п</w:t>
+            </w:r>
+            <w:proofErr w:type="spellEnd"/>
+            <w:r>
+              <w:rPr>
+                <w:b/>
+              </w:rPr>
+              <w:t>.</w:t>
             </w:r>
           </w:p>
         </w:tc>
@@ -994,12 +1046,11 @@
           </w:tcPr>
           <w:p>
             <w:pPr>
+              <w:keepNext/>
               <w:jc w:val="center"/>
               <w:rPr>
                 <w:b/>
               </w:rPr>
-              <w:keepWithNext w:val="1"/>
-              <w:keepNext w:val="1"/>
             </w:pPr>
             <w:r>
               <w:rPr>
@@ -1034,8 +1085,6 @@
                 <w:sz w:val="24"/>
                 <w:szCs w:val="24"/>
               </w:rPr>
-              <w:keepWithNext w:val="1"/>
-              <w:keepNext w:val="1"/>
             </w:pPr>
             <w:r>
               <w:rPr>
@@ -1051,8 +1100,8 @@
       </w:tr>
       <w:tr>
         <w:trPr>
+          <w:cantSplit/>
           <w:trHeight w:val="336"/>
-          <w:cantSplit w:val="1"/>
         </w:trPr>
         <w:tc>
           <w:tcPr>
@@ -1067,8 +1116,8 @@
           </w:tcPr>
           <w:p>
             <w:pPr>
+              <w:keepNext/>
               <w:jc w:val="center"/>
-              <w:keepNext w:val="1"/>
             </w:pPr>
             <w:r>
               <w:t>1.</w:t>
@@ -1099,7 +1148,6 @@
                 <w:sz w:val="24"/>
                 <w:szCs w:val="24"/>
               </w:rPr>
-              <w:keepNext w:val="1"/>
             </w:pPr>
             <w:r>
               <w:rPr>
@@ -1126,11 +1174,11 @@
           </w:tcPr>
           <w:p>
             <w:pPr>
+              <w:keepNext/>
               <w:jc w:val="center"/>
               <w:rPr>
                 <w:lang w:val="en-US"/>
               </w:rPr>
-              <w:keepNext w:val="1"/>
             </w:pPr>
             <w:r>
               <w:t>{{СПЕЦ_МАКС_НАГРУЗКА}}</w:t>
@@ -1140,7 +1188,7 @@
       </w:tr>
       <w:tr>
         <w:trPr>
-          <w:cantSplit w:val="1"/>
+          <w:cantSplit/>
         </w:trPr>
         <w:tc>
           <w:tcPr>
@@ -1155,8 +1203,8 @@
           </w:tcPr>
           <w:p>
             <w:pPr>
+              <w:keepNext/>
               <w:jc w:val="center"/>
-              <w:keepNext w:val="1"/>
             </w:pPr>
             <w:r>
               <w:t>2.</w:t>
@@ -1175,7 +1223,7 @@
           </w:tcPr>
           <w:p>
             <w:pPr>
-              <w:keepNext w:val="1"/>
+              <w:keepNext/>
             </w:pPr>
             <w:r>
               <w:t>Наибольшая нагрузка на ось, т</w:t>
@@ -1195,8 +1243,8 @@
           </w:tcPr>
           <w:p>
             <w:pPr>
+              <w:keepNext/>
               <w:jc w:val="center"/>
-              <w:keepNext w:val="1"/>
             </w:pPr>
             <w:r>
               <w:t>11</w:t>
@@ -1206,7 +1254,7 @@
       </w:tr>
       <w:tr>
         <w:trPr>
-          <w:cantSplit w:val="1"/>
+          <w:cantSplit/>
         </w:trPr>
         <w:tc>
           <w:tcPr>
@@ -1221,8 +1269,8 @@
           </w:tcPr>
           <w:p>
             <w:pPr>
+              <w:keepNext/>
               <w:jc w:val="center"/>
-              <w:keepNext w:val="1"/>
             </w:pPr>
             <w:r>
               <w:t>3.</w:t>
@@ -1241,7 +1289,7 @@
           </w:tcPr>
           <w:p>
             <w:pPr>
-              <w:keepNext w:val="1"/>
+              <w:keepNext/>
             </w:pPr>
             <w:r>
               <w:t>Расстояние от платформы весов до весового терминала, м</w:t>
@@ -1261,8 +1309,8 @@
           </w:tcPr>
           <w:p>
             <w:pPr>
+              <w:keepNext/>
               <w:jc w:val="center"/>
-              <w:keepNext w:val="1"/>
             </w:pPr>
             <w:r>
               <w:t>не более 50 м</w:t>
@@ -1272,7 +1320,7 @@
       </w:tr>
       <w:tr>
         <w:trPr>
-          <w:cantSplit w:val="1"/>
+          <w:cantSplit/>
         </w:trPr>
         <w:tc>
           <w:tcPr>
@@ -1287,8 +1335,8 @@
           </w:tcPr>
           <w:p>
             <w:pPr>
+              <w:keepNext/>
               <w:jc w:val="center"/>
-              <w:keepNext w:val="1"/>
             </w:pPr>
             <w:r>
               <w:t>4.</w:t>
@@ -1307,7 +1355,7 @@
           </w:tcPr>
           <w:p>
             <w:pPr>
-              <w:keepNext w:val="1"/>
+              <w:keepNext/>
             </w:pPr>
             <w:r>
               <w:t>Требуемая дискретность отсчета или цена поверочного деления при эксплуатации, кг:</w:t>
@@ -1315,7 +1363,7 @@
           </w:p>
           <w:p>
             <w:pPr>
-              <w:keepNext w:val="1"/>
+              <w:keepNext/>
             </w:pPr>
             <w:r>
               <w:t>- от 0 до 30т</w:t>
@@ -1323,7 +1371,7 @@
           </w:p>
           <w:p>
             <w:pPr>
-              <w:keepNext w:val="1"/>
+              <w:keepNext/>
             </w:pPr>
             <w:r>
               <w:t>- от 30 до 60 т</w:t>
@@ -1343,20 +1391,20 @@
           </w:tcPr>
           <w:p>
             <w:pPr>
+              <w:keepNext/>
               <w:jc w:val="center"/>
-              <w:keepNext w:val="1"/>
             </w:pPr>
           </w:p>
           <w:p>
             <w:pPr>
+              <w:keepNext/>
               <w:jc w:val="center"/>
-              <w:keepNext w:val="1"/>
             </w:pPr>
           </w:p>
           <w:p>
             <w:pPr>
+              <w:keepNext/>
               <w:jc w:val="center"/>
-              <w:keepNext w:val="1"/>
             </w:pPr>
             <w:r>
               <w:t>20</w:t>
@@ -1364,8 +1412,8 @@
           </w:p>
           <w:p>
             <w:pPr>
+              <w:keepNext/>
               <w:jc w:val="center"/>
-              <w:keepNext w:val="1"/>
             </w:pPr>
             <w:r>
               <w:t>50</w:t>
@@ -1375,7 +1423,7 @@
       </w:tr>
       <w:tr>
         <w:trPr>
-          <w:cantSplit w:val="1"/>
+          <w:cantSplit/>
         </w:trPr>
         <w:tc>
           <w:tcPr>
@@ -1390,8 +1438,8 @@
           </w:tcPr>
           <w:p>
             <w:pPr>
+              <w:keepNext/>
               <w:jc w:val="center"/>
-              <w:keepNext w:val="1"/>
             </w:pPr>
             <w:r>
               <w:t>5.</w:t>
@@ -1411,7 +1459,7 @@
           </w:tcPr>
           <w:p>
             <w:pPr>
-              <w:keepNext w:val="1"/>
+              <w:keepNext/>
             </w:pPr>
             <w:r>
               <w:t xml:space="preserve">Габаритные размеры грузоприемной платформы, м </w:t>
@@ -1431,8 +1479,8 @@
           </w:tcPr>
           <w:p>
             <w:pPr>
+              <w:keepNext/>
               <w:jc w:val="center"/>
-              <w:keepNext w:val="1"/>
             </w:pPr>
             <w:r>
               <w:t>18×3</w:t>
@@ -1442,7 +1490,7 @@
       </w:tr>
       <w:tr>
         <w:trPr>
-          <w:cantSplit w:val="1"/>
+          <w:cantSplit/>
         </w:trPr>
         <w:tc>
           <w:tcPr>
@@ -1457,8 +1505,8 @@
           </w:tcPr>
           <w:p>
             <w:pPr>
+              <w:keepNext/>
               <w:jc w:val="center"/>
-              <w:keepNext w:val="1"/>
             </w:pPr>
             <w:r>
               <w:t>6.</w:t>
@@ -1477,7 +1525,7 @@
           </w:tcPr>
           <w:p>
             <w:pPr>
-              <w:keepNext w:val="1"/>
+              <w:keepNext/>
             </w:pPr>
             <w:r>
               <w:t>Температурный диапазон условий эксплуатации весов, °С</w:t>
@@ -1496,8 +1544,8 @@
           </w:tcPr>
           <w:p>
             <w:pPr>
+              <w:keepNext/>
               <w:jc w:val="center"/>
-              <w:keepNext w:val="1"/>
             </w:pPr>
             <w:r>
               <w:t>От -30 до +40</w:t>
@@ -1507,7 +1555,7 @@
       </w:tr>
       <w:tr>
         <w:trPr>
-          <w:cantSplit w:val="1"/>
+          <w:cantSplit/>
         </w:trPr>
         <w:tc>
           <w:tcPr>
@@ -1522,8 +1570,8 @@
           </w:tcPr>
           <w:p>
             <w:pPr>
+              <w:keepNext/>
               <w:jc w:val="center"/>
-              <w:keepNext w:val="1"/>
             </w:pPr>
             <w:r>
               <w:t>7.</w:t>
@@ -1542,7 +1590,7 @@
           </w:tcPr>
           <w:p>
             <w:pPr>
-              <w:keepNext w:val="1"/>
+              <w:keepNext/>
             </w:pPr>
             <w:r>
               <w:t>Канал внешней связи</w:t>
@@ -1561,8 +1609,8 @@
           </w:tcPr>
           <w:p>
             <w:pPr>
+              <w:keepNext/>
               <w:jc w:val="center"/>
-              <w:keepNext w:val="1"/>
             </w:pPr>
             <w:r>
               <w:rPr>
@@ -1578,7 +1626,7 @@
       </w:tr>
       <w:tr>
         <w:trPr>
-          <w:cantSplit w:val="1"/>
+          <w:cantSplit/>
         </w:trPr>
         <w:tc>
           <w:tcPr>
@@ -1593,8 +1641,8 @@
           </w:tcPr>
           <w:p>
             <w:pPr>
+              <w:keepNext/>
               <w:jc w:val="center"/>
-              <w:keepNext w:val="1"/>
             </w:pPr>
             <w:r>
               <w:t>8.</w:t>
@@ -1613,7 +1661,7 @@
           </w:tcPr>
           <w:p>
             <w:pPr>
-              <w:keepNext w:val="1"/>
+              <w:keepNext/>
             </w:pPr>
             <w:r>
               <w:t>Электропитание, В</w:t>
@@ -1632,13 +1680,19 @@
           </w:tcPr>
           <w:p>
             <w:pPr>
+              <w:keepNext/>
               <w:jc w:val="center"/>
-              <w:keepNext w:val="1"/>
             </w:pPr>
             <w:r>
               <w:sym w:font="Symbol" w:char="F0BB"/>
+            </w:r>
+            <w:r>
               <w:t xml:space="preserve">220 </w:t>
+            </w:r>
+            <w:r>
               <w:sym w:font="Symbol" w:char="F0B1"/>
+            </w:r>
+            <w:r>
               <w:t xml:space="preserve"> 15</w:t>
             </w:r>
           </w:p>
@@ -1646,7 +1700,7 @@
       </w:tr>
       <w:tr>
         <w:trPr>
-          <w:cantSplit w:val="1"/>
+          <w:cantSplit/>
         </w:trPr>
         <w:tc>
           <w:tcPr>
@@ -1661,8 +1715,8 @@
           </w:tcPr>
           <w:p>
             <w:pPr>
+              <w:keepNext/>
               <w:jc w:val="center"/>
-              <w:keepNext w:val="1"/>
             </w:pPr>
             <w:r>
               <w:t>9.</w:t>
@@ -1682,7 +1736,7 @@
           </w:tcPr>
           <w:p>
             <w:pPr>
-              <w:keepNext w:val="1"/>
+              <w:keepNext/>
             </w:pPr>
             <w:r>
               <w:t>Потребляемая мощность, не более, Вт</w:t>
@@ -1702,8 +1756,8 @@
           </w:tcPr>
           <w:p>
             <w:pPr>
+              <w:keepNext/>
               <w:jc w:val="center"/>
-              <w:keepNext w:val="1"/>
             </w:pPr>
             <w:r>
               <w:t>15</w:t>
@@ -1713,8 +1767,8 @@
       </w:tr>
       <w:tr>
         <w:trPr>
+          <w:cantSplit/>
           <w:trHeight w:val="936"/>
-          <w:cantSplit w:val="1"/>
         </w:trPr>
         <w:tc>
           <w:tcPr>
@@ -1729,8 +1783,8 @@
           </w:tcPr>
           <w:p>
             <w:pPr>
+              <w:keepNext/>
               <w:jc w:val="center"/>
-              <w:keepNext w:val="1"/>
             </w:pPr>
             <w:r>
               <w:t>10.</w:t>
@@ -1751,11 +1805,19 @@
           </w:tcPr>
           <w:p>
             <w:pPr>
+              <w:keepNext/>
               <w:jc w:val="both"/>
-              <w:keepNext w:val="1"/>
             </w:pPr>
             <w:r>
-              <w:t>Весы автомобильные ВЕСТА выпускаются ООО «ТПК «Тензосила»» по                               ГОСТ OIML R-76-1-2011. Тип весов утвержден и внесен в Госреестр средств измерений РФ под № 78871-20</w:t>
+              <w:t>Весы автомобильные ВЕСТА выпускаются ООО «ТПК «</w:t>
+            </w:r>
+            <w:proofErr w:type="spellStart"/>
+            <w:r>
+              <w:t>Тензосила</w:t>
+            </w:r>
+            <w:proofErr w:type="spellEnd"/>
+            <w:r>
+              <w:t>»» по                               ГОСТ OIML R-76-1-2011. Тип весов утвержден и внесен в Госреестр средств измерений РФ под № 78871-20</w:t>
             </w:r>
           </w:p>
         </w:tc>
@@ -1763,15 +1825,16 @@
     </w:tbl>
     <w:p>
       <w:pPr>
+        <w:keepNext/>
         <w:rPr>
           <w:b/>
         </w:rPr>
-        <w:keepNext w:val="1"/>
       </w:pPr>
     </w:p>
     <w:p>
       <w:pPr>
         <w:pStyle w:val="af3"/>
+        <w:keepNext/>
         <w:numPr>
           <w:ilvl w:val="0"/>
           <w:numId w:val="1"/>
@@ -1779,8 +1842,6 @@
         <w:rPr>
           <w:bCs/>
         </w:rPr>
-        <w:keepWithNext w:val="1"/>
-        <w:keepNext w:val="1"/>
       </w:pPr>
       <w:r>
         <w:rPr>
@@ -1791,12 +1852,11 @@
     </w:p>
     <w:p>
       <w:pPr>
+        <w:keepNext/>
         <w:jc w:val="center"/>
         <w:rPr>
           <w:b/>
         </w:rPr>
-        <w:keepWithNext w:val="1"/>
-        <w:keepNext w:val="1"/>
       </w:pPr>
     </w:p>
     <w:tbl>
@@ -1822,8 +1882,8 @@
       </w:tblGrid>
       <w:tr>
         <w:trPr>
+          <w:cantSplit/>
           <w:tblHeader/>
-          <w:cantSplit w:val="1"/>
         </w:trPr>
         <w:tc>
           <w:tcPr>
@@ -1840,9 +1900,8 @@
           </w:tcPr>
           <w:p>
             <w:pPr>
+              <w:keepNext/>
               <w:jc w:val="center"/>
-              <w:keepWithNext w:val="1"/>
-              <w:keepNext w:val="1"/>
             </w:pPr>
             <w:r>
               <w:rPr>
@@ -1868,9 +1927,8 @@
           </w:tcPr>
           <w:p>
             <w:pPr>
+              <w:keepNext/>
               <w:jc w:val="center"/>
-              <w:keepWithNext w:val="1"/>
-              <w:keepNext w:val="1"/>
             </w:pPr>
             <w:r>
               <w:rPr>
@@ -1883,7 +1941,7 @@
       </w:tr>
       <w:tr>
         <w:trPr>
-          <w:cantSplit w:val="1"/>
+          <w:cantSplit/>
         </w:trPr>
         <w:tc>
           <w:tcPr>
@@ -1899,9 +1957,8 @@
           </w:tcPr>
           <w:p>
             <w:pPr>
+              <w:keepNext/>
               <w:jc w:val="center"/>
-              <w:keepWithNext w:val="1"/>
-              <w:keepNext w:val="1"/>
             </w:pPr>
             <w:r>
               <w:t>Модульная грузоприемная платформа сплошного типа, шт.</w:t>
@@ -1923,9 +1980,8 @@
           </w:tcPr>
           <w:p>
             <w:pPr>
+              <w:keepNext/>
               <w:jc w:val="center"/>
-              <w:keepWithNext w:val="1"/>
-              <w:keepNext w:val="1"/>
             </w:pPr>
             <w:r>
               <w:t>1</w:t>
@@ -1935,7 +1991,7 @@
       </w:tr>
       <w:tr>
         <w:trPr>
-          <w:cantSplit w:val="1"/>
+          <w:cantSplit/>
         </w:trPr>
         <w:tc>
           <w:tcPr>
@@ -1951,12 +2007,19 @@
           </w:tcPr>
           <w:p>
             <w:pPr>
+              <w:keepNext/>
               <w:jc w:val="center"/>
-              <w:keepWithNext w:val="1"/>
-              <w:keepNext w:val="1"/>
             </w:pPr>
             <w:r>
-              <w:t xml:space="preserve">Датчик весоизмерительный цифровой </w:t>
+              <w:t xml:space="preserve">Датчик </w:t>
+            </w:r>
+            <w:proofErr w:type="spellStart"/>
+            <w:r>
+              <w:t>весоизмерительный</w:t>
+            </w:r>
+            <w:proofErr w:type="spellEnd"/>
+            <w:r>
+              <w:t xml:space="preserve"> цифровой </w:t>
             </w:r>
             <w:r>
               <w:rPr>
@@ -1984,9 +2047,8 @@
           </w:tcPr>
           <w:p>
             <w:pPr>
+              <w:keepNext/>
               <w:jc w:val="center"/>
-              <w:keepWithNext w:val="1"/>
-              <w:keepNext w:val="1"/>
             </w:pPr>
             <w:r>
               <w:t>8</w:t>
@@ -1996,7 +2058,7 @@
       </w:tr>
       <w:tr>
         <w:trPr>
-          <w:cantSplit w:val="1"/>
+          <w:cantSplit/>
         </w:trPr>
         <w:tc>
           <w:tcPr>
@@ -2012,9 +2074,8 @@
           </w:tcPr>
           <w:p>
             <w:pPr>
+              <w:keepNext/>
               <w:jc w:val="center"/>
-              <w:keepWithNext w:val="1"/>
-              <w:keepNext w:val="1"/>
             </w:pPr>
             <w:r>
               <w:t>Терминал весовой цифровой ТИТАН 3ЦС, шт.</w:t>
@@ -2036,9 +2097,8 @@
           </w:tcPr>
           <w:p>
             <w:pPr>
+              <w:keepNext/>
               <w:jc w:val="center"/>
-              <w:keepWithNext w:val="1"/>
-              <w:keepNext w:val="1"/>
             </w:pPr>
             <w:r>
               <w:t>1</w:t>
@@ -2048,7 +2108,7 @@
       </w:tr>
       <w:tr>
         <w:trPr>
-          <w:cantSplit w:val="1"/>
+          <w:cantSplit/>
         </w:trPr>
         <w:tc>
           <w:tcPr>
@@ -2064,9 +2124,8 @@
           </w:tcPr>
           <w:p>
             <w:pPr>
+              <w:keepNext/>
               <w:jc w:val="center"/>
-              <w:keepWithNext w:val="1"/>
-              <w:keepNext w:val="1"/>
             </w:pPr>
             <w:r>
               <w:t>Коробка соединительная КБТ-8-Ц, шт.</w:t>
@@ -2088,9 +2147,8 @@
           </w:tcPr>
           <w:p>
             <w:pPr>
+              <w:keepNext/>
               <w:jc w:val="center"/>
-              <w:keepWithNext w:val="1"/>
-              <w:keepNext w:val="1"/>
             </w:pPr>
             <w:r>
               <w:t>1</w:t>
@@ -2100,7 +2158,7 @@
       </w:tr>
       <w:tr>
         <w:trPr>
-          <w:cantSplit w:val="1"/>
+          <w:cantSplit/>
         </w:trPr>
         <w:tc>
           <w:tcPr>
@@ -2116,12 +2174,19 @@
           </w:tcPr>
           <w:p>
             <w:pPr>
+              <w:keepNext/>
               <w:jc w:val="center"/>
-              <w:keepWithNext w:val="1"/>
-              <w:keepNext w:val="1"/>
             </w:pPr>
             <w:r>
-              <w:t xml:space="preserve">Металлорукав в ПВХ-изоляции, компл.  </w:t>
+              <w:t xml:space="preserve">Металлорукав в ПВХ-изоляции, </w:t>
+            </w:r>
+            <w:proofErr w:type="spellStart"/>
+            <w:r>
+              <w:t>компл</w:t>
+            </w:r>
+            <w:proofErr w:type="spellEnd"/>
+            <w:r>
+              <w:t xml:space="preserve">.  </w:t>
             </w:r>
           </w:p>
         </w:tc>
@@ -2140,9 +2205,8 @@
           </w:tcPr>
           <w:p>
             <w:pPr>
+              <w:keepNext/>
               <w:jc w:val="center"/>
-              <w:keepWithNext w:val="1"/>
-              <w:keepNext w:val="1"/>
             </w:pPr>
             <w:r>
               <w:t>1</w:t>
@@ -2152,7 +2216,7 @@
       </w:tr>
       <w:tr>
         <w:trPr>
-          <w:cantSplit w:val="1"/>
+          <w:cantSplit/>
         </w:trPr>
         <w:tc>
           <w:tcPr>
@@ -2168,9 +2232,8 @@
           </w:tcPr>
           <w:p>
             <w:pPr>
+              <w:keepNext/>
               <w:jc w:val="center"/>
-              <w:keepWithNext w:val="1"/>
-              <w:keepNext w:val="1"/>
             </w:pPr>
             <w:r>
               <w:t>Кабель сигнальный, м</w:t>
@@ -2192,9 +2255,8 @@
           </w:tcPr>
           <w:p>
             <w:pPr>
+              <w:keepNext/>
               <w:jc w:val="center"/>
-              <w:keepWithNext w:val="1"/>
-              <w:keepNext w:val="1"/>
             </w:pPr>
             <w:r>
               <w:t>20</w:t>
@@ -2204,8 +2266,8 @@
       </w:tr>
       <w:tr>
         <w:trPr>
+          <w:cantSplit/>
           <w:trHeight w:val="432"/>
-          <w:cantSplit w:val="1"/>
         </w:trPr>
         <w:tc>
           <w:tcPr>
@@ -2221,7 +2283,7 @@
           </w:tcPr>
           <w:p>
             <w:pPr>
-              <w:keepNext w:val="1"/>
+              <w:keepNext/>
             </w:pPr>
             <w:r>
               <w:t>Комплект документации: паспорт/РЭ на весы, паспорт/РЭ на терминал</w:t>
@@ -2243,8 +2305,8 @@
           </w:tcPr>
           <w:p>
             <w:pPr>
+              <w:keepNext/>
               <w:jc w:val="center"/>
-              <w:keepNext w:val="1"/>
             </w:pPr>
             <w:r>
               <w:t>1</w:t>
@@ -2255,7 +2317,7 @@
     </w:tbl>
     <w:p>
       <w:pPr>
-        <w:keepNext w:val="1"/>
+        <w:keepNext/>
       </w:pPr>
     </w:p>
     <w:tbl>
@@ -2271,8 +2333,8 @@
       </w:tblGrid>
       <w:tr>
         <w:trPr>
+          <w:cantSplit/>
           <w:trHeight w:val="2025"/>
-          <w:cantSplit w:val="1"/>
         </w:trPr>
         <w:tc>
           <w:tcPr>
@@ -2332,7 +2394,25 @@
                 <w:sz w:val="24"/>
                 <w:szCs w:val="24"/>
               </w:rPr>
-              <w:t>ООО «ТПК «Тензосила»</w:t>
+              <w:t>ООО «ТПК «</w:t>
+            </w:r>
+            <w:proofErr w:type="spellStart"/>
+            <w:r>
+              <w:rPr>
+                <w:b w:val="0"/>
+                <w:sz w:val="24"/>
+                <w:szCs w:val="24"/>
+              </w:rPr>
+              <w:t>Тензосила</w:t>
+            </w:r>
+            <w:proofErr w:type="spellEnd"/>
+            <w:r>
+              <w:rPr>
+                <w:b w:val="0"/>
+                <w:sz w:val="24"/>
+                <w:szCs w:val="24"/>
+              </w:rPr>
+              <w:t>»</w:t>
             </w:r>
           </w:p>
           <w:p>
@@ -2362,7 +2442,25 @@
                 <w:sz w:val="24"/>
                 <w:szCs w:val="24"/>
               </w:rPr>
-              <w:t>________________/О.А.Сенаторов/</w:t>
+              <w:t>________________/</w:t>
+            </w:r>
+            <w:proofErr w:type="spellStart"/>
+            <w:r>
+              <w:rPr>
+                <w:b w:val="0"/>
+                <w:sz w:val="24"/>
+                <w:szCs w:val="24"/>
+              </w:rPr>
+              <w:t>О.А.Сенаторов</w:t>
+            </w:r>
+            <w:proofErr w:type="spellEnd"/>
+            <w:r>
+              <w:rPr>
+                <w:b w:val="0"/>
+                <w:sz w:val="24"/>
+                <w:szCs w:val="24"/>
+              </w:rPr>
+              <w:t>/</w:t>
             </w:r>
           </w:p>
           <w:p>
@@ -2472,6 +2570,7 @@
               <w:jc w:val="both"/>
             </w:pPr>
             <w:r>
+              <w:lastRenderedPageBreak/>
               <w:t xml:space="preserve">      </w:t>
             </w:r>
           </w:p>
@@ -2583,11 +2682,14 @@
     </w:p>
     <w:p>
       <w:pPr>
+        <w:pageBreakBefore/>
         <w:jc w:val="right"/>
-        <w:pageBreakBefore w:val="1"/>
       </w:pPr>
       <w:r>
+        <w:lastRenderedPageBreak/>
         <w:br w:type="page"/>
+      </w:r>
+      <w:r>
         <w:lastRenderedPageBreak/>
         <w:t>Приложение №{{СПЕЦ_НОМЕР}} к Спецификации №{{СПЕЦ_НОМЕР}} от {{ДОГОВОР_ДАТА_ПОЛНАЯ}} г.</w:t>
       </w:r>
@@ -3141,62 +3243,6 @@
         <w:szCs w:val="20"/>
       </w:rPr>
       <w:t>Договор № {{ДОГОВОР_НОМЕР}} от {{ДОГОВОР_ДАТА_ПОЛНАЯ}}г</w:t>
-    </w:r>
-    <w:r>
-      <w:rPr>
-        <w:i/>
-        <w:sz w:val="20"/>
-        <w:szCs w:val="20"/>
-      </w:rPr>
-    </w:r>
-    <w:r>
-      <w:rPr>
-        <w:i/>
-        <w:sz w:val="20"/>
-        <w:szCs w:val="20"/>
-      </w:rPr>
-    </w:r>
-    <w:r>
-      <w:rPr>
-        <w:i/>
-        <w:sz w:val="20"/>
-        <w:szCs w:val="20"/>
-      </w:rPr>
-    </w:r>
-    <w:r>
-      <w:rPr>
-        <w:i/>
-        <w:sz w:val="20"/>
-        <w:szCs w:val="20"/>
-      </w:rPr>
-    </w:r>
-    <w:r>
-      <w:rPr>
-        <w:i/>
-        <w:sz w:val="20"/>
-        <w:szCs w:val="20"/>
-      </w:rPr>
-    </w:r>
-    <w:r>
-      <w:rPr>
-        <w:i/>
-        <w:sz w:val="20"/>
-        <w:szCs w:val="20"/>
-      </w:rPr>
-    </w:r>
-    <w:r>
-      <w:rPr>
-        <w:i/>
-        <w:sz w:val="20"/>
-        <w:szCs w:val="20"/>
-      </w:rPr>
-    </w:r>
-    <w:r>
-      <w:rPr>
-        <w:i/>
-        <w:sz w:val="20"/>
-        <w:szCs w:val="20"/>
-      </w:rPr>
     </w:r>
   </w:p>
   <w:p>

--- a/templates/contracts/spec_foundation_install.docx
+++ b/templates/contracts/spec_foundation_install.docx
@@ -641,19 +641,6 @@
       </w:pPr>
       <w:r>
         <w:t xml:space="preserve">-  монтаж Весов и поверка Весов: в течение {{СПЕЦ_СРОК_МОНТАЖ}} рабочих дней при условии получения Подрядчиком предоплаты за монтаж, готовности фундамента Весов к монтажу                   и нахождения комплекта Весов на месте монтажа. </w:t>
-      </w:r>
-    </w:p>
-    <w:p>
-      <w:pPr>
-        <w:tabs>
-          <w:tab w:val="left" w:pos="461"/>
-        </w:tabs>
-        <w:ind w:right="-142"/>
-        <w:contextualSpacing/>
-        <w:jc w:val="both"/>
-      </w:pPr>
-      <w:r>
-        <w:t>Выезд строительной и монтажной бригад на Объект работ осуществляется при соблюдении вышеперечисленных условий и получения Подрядчиком письменного уведомления от Заказчика о готовности принять на площадку монтажа специалистов Подрядчика.</w:t>
       </w:r>
     </w:p>
     <w:p>

--- a/templates/contracts/spec_foundation_install.docx
+++ b/templates/contracts/spec_foundation_install.docx
@@ -456,7 +456,7 @@
         </w:numPr>
       </w:pPr>
       <w:r>
-        <w:t xml:space="preserve">Порядок оплаты: </w:t>
+        <w:t xml:space="preserve">2. Порядок оплаты: </w:t>
       </w:r>
     </w:p>
     <w:p>
@@ -589,7 +589,7 @@
         <w:jc w:val="both"/>
       </w:pPr>
       <w:r>
-        <w:t>Срок поставки Весов и выполнения Работ:</w:t>
+        <w:t>3. Срок поставки Весов и выполнения Работ:</w:t>
       </w:r>
     </w:p>
     <w:p>

--- a/templates/contracts/spec_foundation_install.docx
+++ b/templates/contracts/spec_foundation_install.docx
@@ -437,7 +437,7 @@
         <w:jc w:val="both"/>
       </w:pPr>
       <w:r>
-        <w:t>Итого по спецификации: {{СПЕЦ_ИТОГО}} ({{СПЕЦ_ИТОГО_ПРОПИСЬ}}) рублей, в т.ч. НДС {{СПЕЦ_НДС}}%.</w:t>
+        <w:t>Итого по спецификации: {{СПЕЦ_ИТОГО}} ({{СПЕЦ_ИТОГО_ПРОПИСЬ}}) {{СПЕЦ_ИТОГО_РУБ}}, в т.ч. НДС {{СПЕЦ_НДС}}%.</w:t>
       </w:r>
     </w:p>
     <w:p>
